--- a/4-Misc/Legal Disputes/Orthodontics/民事起诉状.docx
+++ b/4-Misc/Legal Disputes/Orthodontics/民事起诉状.docx
@@ -42,7 +42,7 @@
           <w:sz w:val="24"/>
           <w:szCs w:val="24"/>
         </w:rPr>
-        <w:t xml:space="preserve">原告：孙景峰，男，汉族，1994年05月20日出生，公民身份号码：220282199405205619，住址：北京市石景山区古城街道老古城大楼东区4号楼1单元102，联系电话：19524603214。</w:t>
+        <w:t xml:space="preserve">原告：孙景峰，男，32岁，汉族，1994年05月20日出生，职业：软件开发工程师，工作单位：北京弘象科技有限公司，公民身份号码：220282199405205619，住址：北京市石景山区古城街道老古城大楼东区4号楼1单元102，联系电话：19524603214。</w:t>
       </w:r>
     </w:p>
     <w:p>

--- a/4-Misc/Legal Disputes/Orthodontics/民事起诉状.docx
+++ b/4-Misc/Legal Disputes/Orthodontics/民事起诉状.docx
@@ -294,7 +294,7 @@
           <w:sz w:val="24"/>
           <w:szCs w:val="24"/>
         </w:rPr>
-        <w:t xml:space="preserve">＿＿＿＿年＿＿月＿＿日</w:t>
+        <w:t xml:space="preserve">2026年08月20日</w:t>
       </w:r>
     </w:p>
     <w:sectPr>
